--- a/pr-preview/pr-428/chapters/word-choice.docx
+++ b/pr-preview/pr-428/chapters/word-choice.docx
@@ -15,7 +15,7 @@
         <w:pStyle w:val="Date"/>
       </w:pPr>
       <w:r>
-        <w:t xml:space="preserve">Last modified: 2026-10-29 15:52:28 (PDT)</w:t>
+        <w:t xml:space="preserve">Last modified: 2026-10-29 16:05:01 (PDT)</w:t>
       </w:r>
     </w:p>
     <w:tbl>
@@ -618,7 +618,7 @@
         <w:t xml:space="preserve">and the relatively-recent hybridization of the English language.</w:t>
       </w:r>
     </w:p>
-    <w:bookmarkStart w:id="26" w:name="avoid-vague-and-metaphorical-language"/>
+    <w:bookmarkStart w:id="29" w:name="avoid-vague-and-metaphorical-language"/>
     <w:p>
       <w:pPr>
         <w:pStyle w:val="Heading2"/>
@@ -1601,7 +1601,13 @@
         <w:t xml:space="preserve"> </w:t>
       </w:r>
       <w:r>
-        <w:t xml:space="preserve">and do not stand in a generic placeholder such as</w:t>
+        <w:t xml:space="preserve">and do not let a generic placeholder stand in for it,</w:t>
+      </w:r>
+      <w:r>
+        <w:t xml:space="preserve"> </w:t>
+      </w:r>
+      <w:r>
+        <w:t xml:space="preserve">such as</w:t>
       </w:r>
       <w:r>
         <w:t xml:space="preserve"> </w:t>
@@ -1657,6 +1663,59 @@
       <w:r>
         <w:t xml:space="preserve">such as a general definition that holds for any set.</w:t>
       </w:r>
+      <w:r>
+        <w:t xml:space="preserve"> </w:t>
+      </w:r>
+      <w:r>
+        <w:t xml:space="preserve">The same aim, stated from the other side:</w:t>
+      </w:r>
+      <w:r>
+        <w:t xml:space="preserve"> </w:t>
+      </w:r>
+      <w:r>
+        <w:t xml:space="preserve">state a result at the generality it holds,</w:t>
+      </w:r>
+      <w:r>
+        <w:t xml:space="preserve"> </w:t>
+      </w:r>
+      <w:r>
+        <w:t xml:space="preserve">no narrower than its argument needs.</w:t>
+      </w:r>
+      <w:r>
+        <w:t xml:space="preserve"> </w:t>
+      </w:r>
+      <w:r>
+        <w:t xml:space="preserve">A fact that a proof proves only for one case,</w:t>
+      </w:r>
+      <w:r>
+        <w:t xml:space="preserve"> </w:t>
+      </w:r>
+      <w:r>
+        <w:t xml:space="preserve">when the argument works for all cases,</w:t>
+      </w:r>
+      <w:r>
+        <w:t xml:space="preserve"> </w:t>
+      </w:r>
+      <w:r>
+        <w:t xml:space="preserve">is a lemma left unextracted</w:t>
+      </w:r>
+      <w:r>
+        <w:t xml:space="preserve"> </w:t>
+      </w:r>
+      <w:r>
+        <w:t xml:space="preserve">(</w:t>
+      </w:r>
+      <w:hyperlink r:id="rId24">
+        <w:r>
+          <w:rPr>
+            <w:rStyle w:val="Hyperlink"/>
+          </w:rPr>
+          <w:t xml:space="preserve">Extract a lemma wherever feasible</w:t>
+        </w:r>
+      </w:hyperlink>
+      <w:r>
+        <w:t xml:space="preserve">).</w:t>
+      </w:r>
     </w:p>
     <w:p>
       <w:pPr>
@@ -1671,7 +1730,24 @@
         <w:pStyle w:val="BlockText"/>
       </w:pPr>
       <w:r>
-        <w:t xml:space="preserve">✅ The mode is an element of the range of the random variable at which the density is largest.</w:t>
+        <w:t xml:space="preserve">✅ The mode is an element of the</w:t>
+      </w:r>
+      <w:r>
+        <w:t xml:space="preserve"> </w:t>
+      </w:r>
+      <w:hyperlink r:id="rId25">
+        <w:r>
+          <w:rPr>
+            <w:rStyle w:val="Hyperlink"/>
+          </w:rPr>
+          <w:t xml:space="preserve">range</w:t>
+        </w:r>
+      </w:hyperlink>
+      <w:r>
+        <w:t xml:space="preserve"> </w:t>
+      </w:r>
+      <w:r>
+        <w:t xml:space="preserve">of the random variable at which the density is largest.</w:t>
       </w:r>
     </w:p>
     <w:p>
@@ -1694,27 +1770,18 @@
         <w:t xml:space="preserve"> </w:t>
       </w:r>
       <w:r>
-        <w:t xml:space="preserve">check in gha warns on a set</w:t>
-      </w:r>
-      <w:r>
-        <w:t xml:space="preserve"> </w:t>
-      </w:r>
-      <w:r>
-        <w:t xml:space="preserve">named by a bare capital letter or by</w:t>
-      </w:r>
-      <w:r>
-        <w:t xml:space="preserve"> </w:t>
-      </w:r>
-      <w:r>
-        <w:t xml:space="preserve">“some”</w:t>
-      </w:r>
-      <w:r>
-        <w:t xml:space="preserve">, such as a</w:t>
-      </w:r>
-      <w:r>
-        <w:t xml:space="preserve"> </w:t>
-      </w:r>
-      <w:hyperlink r:id="rId24">
+        <w:t xml:space="preserve">check in gha warns on</w:t>
+      </w:r>
+      <w:r>
+        <w:t xml:space="preserve"> </w:t>
+      </w:r>
+      <w:r>
+        <w:t xml:space="preserve">a</w:t>
+      </w:r>
+      <w:r>
+        <w:t xml:space="preserve"> </w:t>
+      </w:r>
+      <w:hyperlink r:id="rId26">
         <w:r>
           <w:rPr>
             <w:rStyle w:val="Hyperlink"/>
@@ -1723,10 +1790,51 @@
         </w:r>
       </w:hyperlink>
       <w:r>
-        <w:t xml:space="preserve"> </w:t>
-      </w:r>
-      <w:r>
-        <w:t xml:space="preserve">“A”</w:t>
+        <w:t xml:space="preserve">,</w:t>
+      </w:r>
+      <w:r>
+        <w:t xml:space="preserve"> </w:t>
+      </w:r>
+      <w:hyperlink r:id="rId27">
+        <w:r>
+          <w:rPr>
+            <w:rStyle w:val="Hyperlink"/>
+          </w:rPr>
+          <w:t xml:space="preserve">codomain</w:t>
+        </w:r>
+      </w:hyperlink>
+      <w:r>
+        <w:t xml:space="preserve">,</w:t>
+      </w:r>
+      <w:r>
+        <w:t xml:space="preserve"> </w:t>
+      </w:r>
+      <w:r>
+        <w:t xml:space="preserve">range or sample space named by a bare capital letter or by</w:t>
+      </w:r>
+      <w:r>
+        <w:t xml:space="preserve"> </w:t>
+      </w:r>
+      <w:r>
+        <w:t xml:space="preserve">“some”</w:t>
+      </w:r>
+      <w:r>
+        <w:t xml:space="preserve">,</w:t>
+      </w:r>
+      <w:r>
+        <w:t xml:space="preserve"> </w:t>
+      </w:r>
+      <w:r>
+        <w:t xml:space="preserve"> </w:t>
+      </w:r>
+      <w:r>
+        <w:t xml:space="preserve">such as</w:t>
+      </w:r>
+      <w:r>
+        <w:t xml:space="preserve"> </w:t>
+      </w:r>
+      <w:r>
+        <w:t xml:space="preserve">“domain A”</w:t>
       </w:r>
       <w:r>
         <w:t xml:space="preserve"> </w:t>
@@ -1811,7 +1919,7 @@
       <w:r>
         <w:t xml:space="preserve"> </w:t>
       </w:r>
-      <w:hyperlink r:id="rId25">
+      <w:hyperlink r:id="rId28">
         <w:r>
           <w:rPr>
             <w:rStyle w:val="Hyperlink"/>
@@ -1832,8 +1940,8 @@
         <w:t xml:space="preserve">and what to write instead.</w:t>
       </w:r>
     </w:p>
-    <w:bookmarkEnd w:id="26"/>
-    <w:bookmarkStart w:id="27" w:name="Xb7f284656303a61435fb977954db81f2a003d22"/>
+    <w:bookmarkEnd w:id="29"/>
+    <w:bookmarkStart w:id="30" w:name="Xb7f284656303a61435fb977954db81f2a003d22"/>
     <w:p>
       <w:pPr>
         <w:pStyle w:val="Heading2"/>
@@ -1968,8 +2076,8 @@
         <w:t xml:space="preserve">and put that case right after the claim.</w:t>
       </w:r>
     </w:p>
-    <w:bookmarkEnd w:id="27"/>
-    <w:bookmarkStart w:id="28" w:name="say-which-thing"/>
+    <w:bookmarkEnd w:id="30"/>
+    <w:bookmarkStart w:id="31" w:name="say-which-thing"/>
     <w:p>
       <w:pPr>
         <w:pStyle w:val="Heading2"/>
@@ -2110,8 +2218,8 @@
         <w:t xml:space="preserve">the sentence is not yet ready to write.</w:t>
       </w:r>
     </w:p>
-    <w:bookmarkEnd w:id="28"/>
-    <w:bookmarkStart w:id="30" w:name="give-a-technical-word-one-meaning"/>
+    <w:bookmarkEnd w:id="31"/>
+    <w:bookmarkStart w:id="33" w:name="give-a-technical-word-one-meaning"/>
     <w:p>
       <w:pPr>
         <w:pStyle w:val="Heading2"/>
@@ -2204,7 +2312,7 @@
       <w:r>
         <w:t xml:space="preserve"> </w:t>
       </w:r>
-      <w:hyperlink r:id="rId29">
+      <w:hyperlink r:id="rId32">
         <w:r>
           <w:rPr>
             <w:rStyle w:val="Hyperlink"/>
@@ -2311,8 +2419,8 @@
         <w:t xml:space="preserve">.</w:t>
       </w:r>
     </w:p>
-    <w:bookmarkEnd w:id="30"/>
-    <w:bookmarkStart w:id="31" w:name="name-a-quantity-for-what-it-is"/>
+    <w:bookmarkEnd w:id="33"/>
+    <w:bookmarkStart w:id="34" w:name="name-a-quantity-for-what-it-is"/>
     <w:p>
       <w:pPr>
         <w:pStyle w:val="Heading2"/>
@@ -2531,8 +2639,8 @@
         <w:t xml:space="preserve">so this rule is enforced by review.</w:t>
       </w:r>
     </w:p>
-    <w:bookmarkEnd w:id="31"/>
-    <w:bookmarkStart w:id="33" w:name="write-the-full-phrase"/>
+    <w:bookmarkEnd w:id="34"/>
+    <w:bookmarkStart w:id="36" w:name="write-the-full-phrase"/>
     <w:p>
       <w:pPr>
         <w:pStyle w:val="Heading2"/>
@@ -2644,7 +2752,7 @@
         <w:t xml:space="preserve">A symbol in a sentence should look like the same symbol in the display equation it refers to.</w:t>
       </w:r>
     </w:p>
-    <w:bookmarkStart w:id="32" w:name="exm-full-phrase"/>
+    <w:bookmarkStart w:id="35" w:name="exm-full-phrase"/>
     <w:p>
       <w:pPr>
         <w:pStyle w:val="BodyText"/>
@@ -2771,9 +2879,9 @@
         <w:t xml:space="preserve">, plus noise.</w:t>
       </w:r>
     </w:p>
-    <w:bookmarkEnd w:id="32"/>
-    <w:bookmarkEnd w:id="33"/>
-    <w:bookmarkStart w:id="35" w:name="choose-each-preposition-on-purpose"/>
+    <w:bookmarkEnd w:id="35"/>
+    <w:bookmarkEnd w:id="36"/>
+    <w:bookmarkStart w:id="38" w:name="choose-each-preposition-on-purpose"/>
     <w:p>
       <w:pPr>
         <w:pStyle w:val="Heading2"/>
@@ -2898,7 +3006,7 @@
         <w:t xml:space="preserve">If you cannot answer in one phrase, replace it with a verb that names the relationship.</w:t>
       </w:r>
     </w:p>
-    <w:bookmarkStart w:id="34" w:name="exm-prepositions"/>
+    <w:bookmarkStart w:id="37" w:name="exm-prepositions"/>
     <w:p>
       <w:pPr>
         <w:pStyle w:val="BodyText"/>
@@ -3041,7 +3149,7 @@
         <w:t xml:space="preserve">the training set is the source of the estimates.</w:t>
       </w:r>
     </w:p>
-    <w:bookmarkEnd w:id="34"/>
+    <w:bookmarkEnd w:id="37"/>
     <w:p>
       <w:pPr>
         <w:pStyle w:val="BodyText"/>
@@ -3088,8 +3196,8 @@
         <w:t xml:space="preserve">for the agent of a passive verb.</w:t>
       </w:r>
     </w:p>
-    <w:bookmarkEnd w:id="35"/>
-    <w:bookmarkStart w:id="37" w:name="X1149ca6d49e4375cc24b5014956e62ef92d54a6"/>
+    <w:bookmarkEnd w:id="38"/>
+    <w:bookmarkStart w:id="40" w:name="X1149ca6d49e4375cc24b5014956e62ef92d54a6"/>
     <w:p>
       <w:pPr>
         <w:pStyle w:val="Heading2"/>
@@ -3259,7 +3367,7 @@
         <w:t xml:space="preserve">and survives a reordering.</w:t>
       </w:r>
     </w:p>
-    <w:bookmarkStart w:id="36" w:name="exm-position-words"/>
+    <w:bookmarkStart w:id="39" w:name="exm-position-words"/>
     <w:p>
       <w:pPr>
         <w:pStyle w:val="BodyText"/>
@@ -3405,9 +3513,9 @@
         <w:t xml:space="preserve">does not refer to a position in the document and is fine.</w:t>
       </w:r>
     </w:p>
-    <w:bookmarkEnd w:id="36"/>
-    <w:bookmarkEnd w:id="37"/>
-    <w:bookmarkStart w:id="38" w:name="X212ba9c0ec5aa092dffa1fb69c052daae98fcd9"/>
+    <w:bookmarkEnd w:id="39"/>
+    <w:bookmarkEnd w:id="40"/>
+    <w:bookmarkStart w:id="41" w:name="X212ba9c0ec5aa092dffa1fb69c052daae98fcd9"/>
     <w:p>
       <w:pPr>
         <w:pStyle w:val="Heading2"/>
@@ -3558,7 +3666,7 @@
       <w:r>
         <w:t xml:space="preserve"> </w:t>
       </w:r>
-      <w:hyperlink r:id="rId25">
+      <w:hyperlink r:id="rId28">
         <w:r>
           <w:rPr>
             <w:rStyle w:val="Hyperlink"/>
@@ -3632,8 +3740,8 @@
         <w:t xml:space="preserve">changes it.</w:t>
       </w:r>
     </w:p>
-    <w:bookmarkEnd w:id="38"/>
-    <w:bookmarkStart w:id="41" w:name="X49b806fcb01140a547354f51de69b452814bc12"/>
+    <w:bookmarkEnd w:id="41"/>
+    <w:bookmarkStart w:id="44" w:name="X49b806fcb01140a547354f51de69b452814bc12"/>
     <w:p>
       <w:pPr>
         <w:pStyle w:val="Heading2"/>
@@ -3802,7 +3910,7 @@
         <w:t xml:space="preserve">assumed an order of lectures that the page does not fix.</w:t>
       </w:r>
     </w:p>
-    <w:bookmarkStart w:id="40" w:name="exm-time-relative"/>
+    <w:bookmarkStart w:id="43" w:name="exm-time-relative"/>
     <w:p>
       <w:pPr>
         <w:pStyle w:val="BodyText"/>
@@ -3899,7 +4007,7 @@
       <w:r>
         <w:t xml:space="preserve"> </w:t>
       </w:r>
-      <w:hyperlink r:id="rId39">
+      <w:hyperlink r:id="rId42">
         <w:r>
           <w:rPr>
             <w:rStyle w:val="Hyperlink"/>
@@ -3914,9 +4022,9 @@
         <w:t xml:space="preserve">shows.</w:t>
       </w:r>
     </w:p>
-    <w:bookmarkEnd w:id="40"/>
-    <w:bookmarkEnd w:id="41"/>
-    <w:bookmarkStart w:id="47" w:name="minimize-unnecessary-jargon"/>
+    <w:bookmarkEnd w:id="43"/>
+    <w:bookmarkEnd w:id="44"/>
+    <w:bookmarkStart w:id="50" w:name="minimize-unnecessary-jargon"/>
     <w:p>
       <w:pPr>
         <w:pStyle w:val="Heading2"/>
@@ -4044,7 +4152,7 @@
       <w:r>
         <w:t xml:space="preserve"> </w:t>
       </w:r>
-      <w:hyperlink r:id="rId42">
+      <w:hyperlink r:id="rId45">
         <w:r>
           <w:rPr>
             <w:rStyle w:val="Hyperlink"/>
@@ -4056,7 +4164,7 @@
         <w:t xml:space="preserve">).</w:t>
       </w:r>
     </w:p>
-    <w:bookmarkStart w:id="43" w:name="exm-jargon"/>
+    <w:bookmarkStart w:id="46" w:name="exm-jargon"/>
     <w:p>
       <w:pPr>
         <w:pStyle w:val="BodyText"/>
@@ -4105,7 +4213,7 @@
         <w:t xml:space="preserve">and it states what was actually done.</w:t>
       </w:r>
     </w:p>
-    <w:bookmarkEnd w:id="43"/>
+    <w:bookmarkEnd w:id="46"/>
     <w:p>
       <w:pPr>
         <w:pStyle w:val="BodyText"/>
@@ -4144,8 +4252,8 @@
         <w:t xml:space="preserve">define it clearly at first use.</w:t>
       </w:r>
     </w:p>
-    <w:bookmarkStart w:id="46" w:name="refs"/>
-    <w:bookmarkStart w:id="45" w:name="ref-google2025style"/>
+    <w:bookmarkStart w:id="49" w:name="refs"/>
+    <w:bookmarkStart w:id="48" w:name="ref-google2025style"/>
     <w:p>
       <w:pPr>
         <w:pStyle w:val="Bibliography"/>
@@ -4169,7 +4277,7 @@
       <w:r>
         <w:t xml:space="preserve"> </w:t>
       </w:r>
-      <w:hyperlink r:id="rId44">
+      <w:hyperlink r:id="rId47">
         <w:r>
           <w:rPr>
             <w:rStyle w:val="Hyperlink"/>
@@ -4181,9 +4289,9 @@
         <w:t xml:space="preserve">.</w:t>
       </w:r>
     </w:p>
-    <w:bookmarkEnd w:id="45"/>
-    <w:bookmarkEnd w:id="46"/>
-    <w:bookmarkEnd w:id="47"/>
+    <w:bookmarkEnd w:id="48"/>
+    <w:bookmarkEnd w:id="49"/>
+    <w:bookmarkEnd w:id="50"/>
     <w:sectPr>
       <w:footnotePr>
         <w:numRestart w:val="eachSect"/>
